--- a/documents/4-3 上傳GitHub紀錄-Gary.docx
+++ b/documents/4-3 上傳GitHub紀錄-Gary.docx
@@ -49,10 +49,13 @@
         <w:jc w:val="center"/>
       </w:pPr>
       <w:r>
+        <w:rPr>
+          <w:noProof/>
+        </w:rPr>
         <w:drawing>
-          <wp:inline distT="0" distB="0" distL="0" distR="0" wp14:anchorId="16D9E973" wp14:editId="012A1C4D">
-            <wp:extent cx="6370678" cy="1733136"/>
-            <wp:effectExtent l="0" t="0" r="0" b="635"/>
+          <wp:inline distT="0" distB="0" distL="0" distR="0" wp14:anchorId="16D9E973" wp14:editId="25F1320E">
+            <wp:extent cx="6332899" cy="1731577"/>
+            <wp:effectExtent l="0" t="0" r="0" b="2540"/>
             <wp:docPr id="2014116437" name="圖片 1"/>
             <wp:cNvGraphicFramePr>
               <a:graphicFrameLocks xmlns:a="http://schemas.openxmlformats.org/drawingml/2006/main" noChangeAspect="1"/>
@@ -66,7 +69,7 @@
                   </pic:nvPicPr>
                   <pic:blipFill rotWithShape="1">
                     <a:blip r:embed="rId8"/>
-                    <a:srcRect l="858" t="9678" r="714" b="30006"/>
+                    <a:srcRect l="1069" t="9678" r="1000" b="30006"/>
                     <a:stretch>
                       <a:fillRect/>
                     </a:stretch>
@@ -74,7 +77,7 @@
                   <pic:spPr bwMode="auto">
                     <a:xfrm>
                       <a:off x="0" y="0"/>
-                      <a:ext cx="6377605" cy="1735020"/>
+                      <a:ext cx="6345490" cy="1735020"/>
                     </a:xfrm>
                     <a:prstGeom prst="rect">
                       <a:avLst/>
@@ -110,19 +113,7 @@
         <w:rPr>
           <w:rFonts w:hint="eastAsia"/>
         </w:rPr>
-        <w:t xml:space="preserve"> </w:t>
-      </w:r>
-      <w:r>
-        <w:rPr>
-          <w:rFonts w:hint="eastAsia"/>
-        </w:rPr>
-        <w:t>4-3-1</w:t>
-      </w:r>
-      <w:r>
-        <w:rPr>
-          <w:rFonts w:hint="eastAsia"/>
-        </w:rPr>
-        <w:t xml:space="preserve"> </w:t>
+        <w:t xml:space="preserve"> 4-3-1 </w:t>
       </w:r>
       <w:bookmarkEnd w:id="1"/>
       <w:r>
@@ -161,9 +152,12 @@
         <w:jc w:val="center"/>
       </w:pPr>
       <w:r>
+        <w:rPr>
+          <w:noProof/>
+        </w:rPr>
         <w:drawing>
-          <wp:inline distT="0" distB="0" distL="0" distR="0" wp14:anchorId="3A45FC0C" wp14:editId="1967C309">
-            <wp:extent cx="6352540" cy="1590261"/>
+          <wp:inline distT="0" distB="0" distL="0" distR="0" wp14:anchorId="3A45FC0C" wp14:editId="40E3F25F">
+            <wp:extent cx="6332899" cy="1589314"/>
             <wp:effectExtent l="0" t="0" r="0" b="0"/>
             <wp:docPr id="101957584" name="圖片 1"/>
             <wp:cNvGraphicFramePr>
@@ -178,7 +172,7 @@
                   </pic:nvPicPr>
                   <pic:blipFill rotWithShape="1">
                     <a:blip r:embed="rId9"/>
-                    <a:srcRect l="858" t="14192" r="1037" b="12981"/>
+                    <a:srcRect l="1001" t="14192" r="1140" b="12981"/>
                     <a:stretch>
                       <a:fillRect/>
                     </a:stretch>
@@ -186,7 +180,7 @@
                   <pic:spPr bwMode="auto">
                     <a:xfrm>
                       <a:off x="0" y="0"/>
-                      <a:ext cx="6356648" cy="1591289"/>
+                      <a:ext cx="6340770" cy="1591289"/>
                     </a:xfrm>
                     <a:prstGeom prst="rect">
                       <a:avLst/>
@@ -221,19 +215,7 @@
         <w:rPr>
           <w:rFonts w:hint="eastAsia"/>
         </w:rPr>
-        <w:t xml:space="preserve"> 4-3-</w:t>
-      </w:r>
-      <w:r>
-        <w:rPr>
-          <w:rFonts w:hint="eastAsia"/>
-        </w:rPr>
-        <w:t>2</w:t>
-      </w:r>
-      <w:r>
-        <w:rPr>
-          <w:rFonts w:hint="eastAsia"/>
-        </w:rPr>
-        <w:t xml:space="preserve"> </w:t>
+        <w:t xml:space="preserve"> 4-3-2 </w:t>
       </w:r>
       <w:r>
         <w:rPr>
@@ -272,10 +254,13 @@
         <w:jc w:val="center"/>
       </w:pPr>
       <w:r>
+        <w:rPr>
+          <w:noProof/>
+        </w:rPr>
         <w:drawing>
-          <wp:inline distT="0" distB="0" distL="0" distR="0" wp14:anchorId="2F78B292" wp14:editId="177E454B">
-            <wp:extent cx="6295280" cy="1691622"/>
-            <wp:effectExtent l="0" t="0" r="0" b="4445"/>
+          <wp:inline distT="0" distB="0" distL="0" distR="0" wp14:anchorId="2F78B292" wp14:editId="61A82744">
+            <wp:extent cx="6278578" cy="1690249"/>
+            <wp:effectExtent l="0" t="0" r="0" b="5715"/>
             <wp:docPr id="496503261" name="圖片 1"/>
             <wp:cNvGraphicFramePr>
               <a:graphicFrameLocks xmlns:a="http://schemas.openxmlformats.org/drawingml/2006/main" noChangeAspect="1"/>
@@ -289,7 +274,7 @@
                   </pic:nvPicPr>
                   <pic:blipFill rotWithShape="1">
                     <a:blip r:embed="rId10"/>
-                    <a:srcRect l="1355" t="13829" r="1373" b="12531"/>
+                    <a:srcRect l="1498" t="13829" r="1412" b="12531"/>
                     <a:stretch>
                       <a:fillRect/>
                     </a:stretch>
@@ -297,7 +282,7 @@
                   <pic:spPr bwMode="auto">
                     <a:xfrm>
                       <a:off x="0" y="0"/>
-                      <a:ext cx="6303005" cy="1693698"/>
+                      <a:ext cx="6291391" cy="1693698"/>
                     </a:xfrm>
                     <a:prstGeom prst="rect">
                       <a:avLst/>
@@ -384,9 +369,12 @@
         <w:jc w:val="center"/>
       </w:pPr>
       <w:r>
+        <w:rPr>
+          <w:noProof/>
+        </w:rPr>
         <w:drawing>
-          <wp:inline distT="0" distB="0" distL="0" distR="0" wp14:anchorId="084AEC9C" wp14:editId="1CA44241">
-            <wp:extent cx="6270653" cy="1565186"/>
+          <wp:inline distT="0" distB="0" distL="0" distR="0" wp14:anchorId="084AEC9C" wp14:editId="599144E4">
+            <wp:extent cx="6251323" cy="1563983"/>
             <wp:effectExtent l="0" t="0" r="0" b="0"/>
             <wp:docPr id="1333759153" name="圖片 1"/>
             <wp:cNvGraphicFramePr>
@@ -401,7 +389,7 @@
                   </pic:nvPicPr>
                   <pic:blipFill rotWithShape="1">
                     <a:blip r:embed="rId11"/>
-                    <a:srcRect l="1105" t="13002" r="2039" b="22956"/>
+                    <a:srcRect l="1248" t="13002" r="2120" b="22956"/>
                     <a:stretch>
                       <a:fillRect/>
                     </a:stretch>
@@ -409,7 +397,7 @@
                   <pic:spPr bwMode="auto">
                     <a:xfrm>
                       <a:off x="0" y="0"/>
-                      <a:ext cx="6275785" cy="1566467"/>
+                      <a:ext cx="6261253" cy="1566467"/>
                     </a:xfrm>
                     <a:prstGeom prst="rect">
                       <a:avLst/>
@@ -479,9 +467,6 @@
           <w:numId w:val="0"/>
         </w:numPr>
         <w:jc w:val="center"/>
-        <w:rPr>
-          <w:rFonts w:hint="eastAsia"/>
-        </w:rPr>
       </w:pPr>
     </w:p>
     <w:sectPr>
